--- a/Tuan02/DesignPattern.docx
+++ b/Tuan02/DesignPattern.docx
@@ -496,6 +496,7 @@
         <w:rPr>
           <w:rFonts w:ascii="Times New Roman" w:eastAsia="Times New Roman" w:hAnsi="Times New Roman" w:cs="Times New Roman"/>
           <w:b/>
+          <w:noProof/>
           <w:sz w:val="40"/>
           <w:szCs w:val="40"/>
         </w:rPr>
@@ -541,7 +542,237 @@
         <w:pStyle w:val="Heading1"/>
       </w:pPr>
       <w:r>
-        <w:t>3</w:t>
+        <w:t>3. Code</w:t>
+      </w:r>
+    </w:p>
+    <w:p>
+      <w:pPr>
+        <w:pStyle w:val="Heading1"/>
+        <w:rPr>
+          <w:b w:val="0"/>
+          <w:sz w:val="32"/>
+          <w:szCs w:val="32"/>
+        </w:rPr>
+      </w:pPr>
+      <w:r>
+        <w:rPr>
+          <w:b w:val="0"/>
+          <w:sz w:val="32"/>
+          <w:szCs w:val="32"/>
+        </w:rPr>
+        <w:lastRenderedPageBreak/>
+        <w:t>Singleton pattern</w:t>
+      </w:r>
+      <w:r>
+        <w:rPr>
+          <w:b w:val="0"/>
+          <w:sz w:val="32"/>
+          <w:szCs w:val="32"/>
+        </w:rPr>
+        <w:br/>
+      </w:r>
+      <w:r>
+        <w:rPr>
+          <w:b w:val="0"/>
+          <w:sz w:val="32"/>
+          <w:szCs w:val="32"/>
+        </w:rPr>
+        <w:drawing>
+          <wp:inline distT="0" distB="0" distL="0" distR="0" wp14:anchorId="1BE4D8CB" wp14:editId="45DBFF03">
+            <wp:extent cx="5943600" cy="3343275"/>
+            <wp:effectExtent l="0" t="0" r="0" b="9525"/>
+            <wp:docPr id="2" name="Picture 2"/>
+            <wp:cNvGraphicFramePr>
+              <a:graphicFrameLocks xmlns:a="http://schemas.openxmlformats.org/drawingml/2006/main" noChangeAspect="1"/>
+            </wp:cNvGraphicFramePr>
+            <a:graphic xmlns:a="http://schemas.openxmlformats.org/drawingml/2006/main">
+              <a:graphicData uri="http://schemas.openxmlformats.org/drawingml/2006/picture">
+                <pic:pic xmlns:pic="http://schemas.openxmlformats.org/drawingml/2006/picture">
+                  <pic:nvPicPr>
+                    <pic:cNvPr id="1" name=""/>
+                    <pic:cNvPicPr/>
+                  </pic:nvPicPr>
+                  <pic:blipFill>
+                    <a:blip r:embed="rId6"/>
+                    <a:stretch>
+                      <a:fillRect/>
+                    </a:stretch>
+                  </pic:blipFill>
+                  <pic:spPr>
+                    <a:xfrm>
+                      <a:off x="0" y="0"/>
+                      <a:ext cx="5943600" cy="3343275"/>
+                    </a:xfrm>
+                    <a:prstGeom prst="rect">
+                      <a:avLst/>
+                    </a:prstGeom>
+                  </pic:spPr>
+                </pic:pic>
+              </a:graphicData>
+            </a:graphic>
+          </wp:inline>
+        </w:drawing>
+      </w:r>
+    </w:p>
+    <w:p>
+      <w:pPr>
+        <w:pStyle w:val="Heading1"/>
+        <w:rPr>
+          <w:b w:val="0"/>
+          <w:sz w:val="32"/>
+          <w:szCs w:val="32"/>
+        </w:rPr>
+      </w:pPr>
+      <w:r>
+        <w:rPr>
+          <w:b w:val="0"/>
+          <w:sz w:val="32"/>
+          <w:szCs w:val="32"/>
+        </w:rPr>
+        <w:t>Factory pattern</w:t>
+      </w:r>
+    </w:p>
+    <w:p>
+      <w:pPr>
+        <w:pStyle w:val="Heading1"/>
+        <w:rPr>
+          <w:b w:val="0"/>
+          <w:sz w:val="32"/>
+          <w:szCs w:val="32"/>
+        </w:rPr>
+      </w:pPr>
+      <w:r>
+        <w:rPr>
+          <w:b w:val="0"/>
+          <w:sz w:val="32"/>
+          <w:szCs w:val="32"/>
+        </w:rPr>
+        <w:drawing>
+          <wp:inline distT="0" distB="0" distL="0" distR="0" wp14:anchorId="67FC7D63" wp14:editId="4032A061">
+            <wp:extent cx="5943600" cy="3343275"/>
+            <wp:effectExtent l="0" t="0" r="0" b="9525"/>
+            <wp:docPr id="3" name="Picture 3"/>
+            <wp:cNvGraphicFramePr>
+              <a:graphicFrameLocks xmlns:a="http://schemas.openxmlformats.org/drawingml/2006/main" noChangeAspect="1"/>
+            </wp:cNvGraphicFramePr>
+            <a:graphic xmlns:a="http://schemas.openxmlformats.org/drawingml/2006/main">
+              <a:graphicData uri="http://schemas.openxmlformats.org/drawingml/2006/picture">
+                <pic:pic xmlns:pic="http://schemas.openxmlformats.org/drawingml/2006/picture">
+                  <pic:nvPicPr>
+                    <pic:cNvPr id="1" name=""/>
+                    <pic:cNvPicPr/>
+                  </pic:nvPicPr>
+                  <pic:blipFill>
+                    <a:blip r:embed="rId7"/>
+                    <a:stretch>
+                      <a:fillRect/>
+                    </a:stretch>
+                  </pic:blipFill>
+                  <pic:spPr>
+                    <a:xfrm>
+                      <a:off x="0" y="0"/>
+                      <a:ext cx="5943600" cy="3343275"/>
+                    </a:xfrm>
+                    <a:prstGeom prst="rect">
+                      <a:avLst/>
+                    </a:prstGeom>
+                  </pic:spPr>
+                </pic:pic>
+              </a:graphicData>
+            </a:graphic>
+          </wp:inline>
+        </w:drawing>
+      </w:r>
+    </w:p>
+    <w:p>
+      <w:pPr>
+        <w:pStyle w:val="Heading1"/>
+        <w:rPr>
+          <w:b w:val="0"/>
+          <w:sz w:val="32"/>
+          <w:szCs w:val="32"/>
+        </w:rPr>
+      </w:pPr>
+    </w:p>
+    <w:p>
+      <w:pPr>
+        <w:pStyle w:val="Heading1"/>
+        <w:rPr>
+          <w:b w:val="0"/>
+          <w:sz w:val="32"/>
+          <w:szCs w:val="32"/>
+        </w:rPr>
+      </w:pPr>
+      <w:r>
+        <w:rPr>
+          <w:b w:val="0"/>
+          <w:sz w:val="32"/>
+          <w:szCs w:val="32"/>
+        </w:rPr>
+        <w:lastRenderedPageBreak/>
+        <w:t>Run:</w:t>
+      </w:r>
+    </w:p>
+    <w:p>
+      <w:pPr>
+        <w:pStyle w:val="Heading1"/>
+        <w:rPr>
+          <w:b w:val="0"/>
+          <w:sz w:val="32"/>
+          <w:szCs w:val="32"/>
+        </w:rPr>
+      </w:pPr>
+      <w:r>
+        <w:rPr>
+          <w:b w:val="0"/>
+          <w:sz w:val="32"/>
+          <w:szCs w:val="32"/>
+        </w:rPr>
+        <w:drawing>
+          <wp:inline distT="0" distB="0" distL="0" distR="0" wp14:anchorId="570A6DB8" wp14:editId="08B12ECE">
+            <wp:extent cx="5943600" cy="3343275"/>
+            <wp:effectExtent l="0" t="0" r="0" b="9525"/>
+            <wp:docPr id="4" name="Picture 4"/>
+            <wp:cNvGraphicFramePr>
+              <a:graphicFrameLocks xmlns:a="http://schemas.openxmlformats.org/drawingml/2006/main" noChangeAspect="1"/>
+            </wp:cNvGraphicFramePr>
+            <a:graphic xmlns:a="http://schemas.openxmlformats.org/drawingml/2006/main">
+              <a:graphicData uri="http://schemas.openxmlformats.org/drawingml/2006/picture">
+                <pic:pic xmlns:pic="http://schemas.openxmlformats.org/drawingml/2006/picture">
+                  <pic:nvPicPr>
+                    <pic:cNvPr id="1" name=""/>
+                    <pic:cNvPicPr/>
+                  </pic:nvPicPr>
+                  <pic:blipFill>
+                    <a:blip r:embed="rId8"/>
+                    <a:stretch>
+                      <a:fillRect/>
+                    </a:stretch>
+                  </pic:blipFill>
+                  <pic:spPr>
+                    <a:xfrm>
+                      <a:off x="0" y="0"/>
+                      <a:ext cx="5943600" cy="3343275"/>
+                    </a:xfrm>
+                    <a:prstGeom prst="rect">
+                      <a:avLst/>
+                    </a:prstGeom>
+                  </pic:spPr>
+                </pic:pic>
+              </a:graphicData>
+            </a:graphic>
+          </wp:inline>
+        </w:drawing>
+      </w:r>
+      <w:bookmarkStart w:id="0" w:name="_GoBack"/>
+      <w:bookmarkEnd w:id="0"/>
+    </w:p>
+    <w:p>
+      <w:pPr>
+        <w:pStyle w:val="Heading1"/>
+      </w:pPr>
+      <w:r>
+        <w:t>4</w:t>
       </w:r>
       <w:r>
         <w:t>. Giải thích Pattern</w:t>
@@ -704,8 +935,6 @@
       <w:r>
         <w:t>Factory sẽ quyết định:</w:t>
       </w:r>
-      <w:bookmarkStart w:id="0" w:name="_GoBack"/>
-      <w:bookmarkEnd w:id="0"/>
     </w:p>
     <w:p>
       <w:pPr>
